--- a/Practical-13/Practical_13.docx
+++ b/Practical-13/Practical_13.docx
@@ -63,8 +63,6 @@
         </w:rPr>
         <w:t>Create simple PHP JSON API endpoints for events or students and consume them using Fetch API. Perform list, add, update, and delete operations asynchronously without full page reload.</w:t>
       </w:r>
-      <w:bookmarkStart w:id="0" w:name="_GoBack"/>
-      <w:bookmarkEnd w:id="0"/>
     </w:p>
     <w:p>
       <w:pPr>
@@ -624,61 +622,61 @@
     <w:p>
       <w:pPr>
         <w:rPr>
-          <w:rFonts w:hint="default" w:ascii="Times New Roman" w:hAnsi="Times New Roman" w:eastAsia="Times New Roman" w:cs="Times New Roman"/>
-          <w:b w:val="0"/>
-          <w:bCs w:val="0"/>
-          <w:sz w:val="24"/>
-          <w:szCs w:val="24"/>
-        </w:rPr>
-      </w:pPr>
-      <w:r>
-        <w:rPr>
-          <w:rFonts w:hint="default" w:ascii="Times New Roman" w:hAnsi="Times New Roman" w:eastAsia="Times New Roman" w:cs="Times New Roman"/>
-          <w:b w:val="0"/>
-          <w:bCs w:val="0"/>
-          <w:sz w:val="24"/>
-          <w:szCs w:val="24"/>
+          <w:rFonts w:ascii="Times New Roman" w:hAnsi="Times New Roman" w:eastAsia="Times New Roman" w:cs="Times New Roman"/>
+          <w:b/>
+          <w:bCs/>
+          <w:sz w:val="28"/>
+          <w:szCs w:val="28"/>
+        </w:rPr>
+      </w:pPr>
+      <w:r>
+        <w:rPr>
+          <w:rFonts w:ascii="Times New Roman" w:hAnsi="Times New Roman" w:eastAsia="Times New Roman" w:cs="Times New Roman"/>
+          <w:b/>
+          <w:bCs/>
+          <w:sz w:val="28"/>
+          <w:szCs w:val="28"/>
         </w:rPr>
         <w:fldChar w:fldCharType="begin"/>
       </w:r>
       <w:r>
         <w:rPr>
-          <w:rFonts w:hint="default" w:ascii="Times New Roman" w:hAnsi="Times New Roman" w:eastAsia="Times New Roman" w:cs="Times New Roman"/>
-          <w:b w:val="0"/>
-          <w:bCs w:val="0"/>
-          <w:sz w:val="24"/>
-          <w:szCs w:val="24"/>
-        </w:rPr>
-        <w:instrText xml:space="preserve"> HYPERLINK "https://github.com/ayushposhiya00-lab/Student-Hub/tree/main/Practical-13" </w:instrText>
-      </w:r>
-      <w:r>
-        <w:rPr>
-          <w:rFonts w:hint="default" w:ascii="Times New Roman" w:hAnsi="Times New Roman" w:eastAsia="Times New Roman" w:cs="Times New Roman"/>
-          <w:b w:val="0"/>
-          <w:bCs w:val="0"/>
-          <w:sz w:val="24"/>
-          <w:szCs w:val="24"/>
+          <w:rFonts w:ascii="Times New Roman" w:hAnsi="Times New Roman" w:eastAsia="Times New Roman" w:cs="Times New Roman"/>
+          <w:b/>
+          <w:bCs/>
+          <w:sz w:val="28"/>
+          <w:szCs w:val="28"/>
+        </w:rPr>
+        <w:instrText xml:space="preserve"> HYPERLINK "https://github.com/yakshu205/StudentHub/tree/main/Practical-13" </w:instrText>
+      </w:r>
+      <w:r>
+        <w:rPr>
+          <w:rFonts w:ascii="Times New Roman" w:hAnsi="Times New Roman" w:eastAsia="Times New Roman" w:cs="Times New Roman"/>
+          <w:b/>
+          <w:bCs/>
+          <w:sz w:val="28"/>
+          <w:szCs w:val="28"/>
         </w:rPr>
         <w:fldChar w:fldCharType="separate"/>
       </w:r>
       <w:r>
         <w:rPr>
           <w:rStyle w:val="14"/>
-          <w:rFonts w:hint="default" w:ascii="Times New Roman" w:hAnsi="Times New Roman" w:eastAsia="Times New Roman" w:cs="Times New Roman"/>
-          <w:b w:val="0"/>
-          <w:bCs w:val="0"/>
-          <w:sz w:val="24"/>
-          <w:szCs w:val="24"/>
-        </w:rPr>
-        <w:t>https://github.com/ayushposhiya00-lab/Student-Hub/tree/main/Practical-13</w:t>
-      </w:r>
-      <w:r>
-        <w:rPr>
-          <w:rFonts w:hint="default" w:ascii="Times New Roman" w:hAnsi="Times New Roman" w:eastAsia="Times New Roman" w:cs="Times New Roman"/>
-          <w:b w:val="0"/>
-          <w:bCs w:val="0"/>
-          <w:sz w:val="24"/>
-          <w:szCs w:val="24"/>
+          <w:rFonts w:ascii="Times New Roman" w:hAnsi="Times New Roman" w:eastAsia="Times New Roman" w:cs="Times New Roman"/>
+          <w:b/>
+          <w:bCs/>
+          <w:sz w:val="28"/>
+          <w:szCs w:val="28"/>
+        </w:rPr>
+        <w:t>https://github.com/yakshu205/StudentHub/tree/main/Practical-13</w:t>
+      </w:r>
+      <w:r>
+        <w:rPr>
+          <w:rFonts w:ascii="Times New Roman" w:hAnsi="Times New Roman" w:eastAsia="Times New Roman" w:cs="Times New Roman"/>
+          <w:b/>
+          <w:bCs/>
+          <w:sz w:val="28"/>
+          <w:szCs w:val="28"/>
         </w:rPr>
         <w:fldChar w:fldCharType="end"/>
       </w:r>
@@ -693,6 +691,8 @@
           <w:szCs w:val="28"/>
         </w:rPr>
       </w:pPr>
+      <w:bookmarkStart w:id="0" w:name="_GoBack"/>
+      <w:bookmarkEnd w:id="0"/>
     </w:p>
     <w:p>
       <w:r>
@@ -848,7 +848,19 @@
         <w:szCs w:val="24"/>
         <w:highlight w:val="yellow"/>
       </w:rPr>
-      <w:t>25DCE092</w:t>
+      <w:t>25DCE0</w:t>
+    </w:r>
+    <w:r>
+      <w:rPr>
+        <w:rFonts w:hint="default" w:cs="Times New Roman"/>
+        <w:b/>
+        <w:bCs/>
+        <w:sz w:val="24"/>
+        <w:szCs w:val="24"/>
+        <w:highlight w:val="yellow"/>
+        <w:lang w:val="en-US"/>
+      </w:rPr>
+      <w:t>14</w:t>
     </w:r>
     <w:r>
       <w:rPr>

--- a/Practical-13/Practical_13.docx
+++ b/Practical-13/Practical_13.docx
@@ -282,6 +282,8 @@
           </wp:inline>
         </w:drawing>
       </w:r>
+      <w:bookmarkStart w:id="0" w:name="_GoBack"/>
+      <w:bookmarkEnd w:id="0"/>
     </w:p>
     <w:p>
       <w:pPr>
@@ -691,8 +693,6 @@
           <w:szCs w:val="28"/>
         </w:rPr>
       </w:pPr>
-      <w:bookmarkStart w:id="0" w:name="_GoBack"/>
-      <w:bookmarkEnd w:id="0"/>
     </w:p>
     <w:p>
       <w:r>
@@ -824,6 +824,7 @@
       <w:footerReference r:id="rId4" w:type="default"/>
       <w:pgSz w:w="11906" w:h="16838"/>
       <w:pgMar w:top="1440" w:right="1440" w:bottom="1440" w:left="1440" w:header="708" w:footer="708" w:gutter="0"/>
+      <w:pgNumType w:start="66"/>
       <w:cols w:space="720" w:num="1"/>
       <w:docGrid w:linePitch="360" w:charSpace="0"/>
     </w:sectPr>
